--- a/src/steps/docx_output/thesis_reference.docx
+++ b/src/steps/docx_output/thesis_reference.docx
@@ -37,6 +37,10 @@
           </w:tcPr>
           <w:p>
             <w:r>
+              <w:rPr>
+                <w:b/>
+                <w:color w:val="0000FF"/>
+              </w:rPr>
               <w:t>Index</w:t>
             </w:r>
           </w:p>
@@ -47,6 +51,10 @@
           </w:tcPr>
           <w:p>
             <w:r>
+              <w:rPr>
+                <w:b/>
+                <w:color w:val="0000FF"/>
+              </w:rPr>
               <w:t>Description</w:t>
             </w:r>
           </w:p>
